--- a/FP/VP527574/Final/JCE_FP_VP527574_Final_RevF.docx
+++ b/FP/VP527574/Final/JCE_FP_VP527574_Final_RevF.docx
@@ -149,84 +149,23 @@
         <w:rPr>
           <w:b/>
         </w:rPr>
-        <w:t>A fuller scope is offered as Alternative A</w:t>
+        <w:t>Alternative A</w:t>
       </w:r>
       <w:r>
         <w:rPr/>
-        <w:t xml:space="preserve"> ($237,220.00 excluding GST) for Council to compare: two concept alignment iterations, full corridor survey, structural design of outlets and floodwalls within the lump sum, and a larger drawing set. Both offers are in Section 10.0 and Schedule K.</w:t>
+        <w:t xml:space="preserve"> offers the fuller scope for $237,220.00 excluding GST: two concept alignment iterations, full corridor survey, structural design within the lump sum and a larger drawing set (Section 10.0 and Schedule K).</w:t>
       </w:r>
     </w:p>
     <w:p>
-      <w:pPr>
-        <w:keepNext/>
-      </w:pPr>
-      <w:r>
-        <w:rPr/>
-        <w:t>The team:</w:t>
-      </w:r>
-    </w:p>
-    <w:p>
-      <w:pPr>
-        <w:pStyle w:val="ListBullet"/>
-        <w:spacing w:after="60"/>
-      </w:pPr>
       <w:r>
         <w:rPr>
           <w:b/>
         </w:rPr>
-        <w:t>JCE Infrastructure</w:t>
+        <w:t>The team.</w:t>
       </w:r>
       <w:r>
         <w:rPr/>
-        <w:t>: project management, civil and hydraulic design of the levee, drainage and crossings, specification, quantities and estimate.</w:t>
-      </w:r>
-    </w:p>
-    <w:p>
-      <w:pPr>
-        <w:pStyle w:val="ListBullet"/>
-        <w:spacing w:after="60"/>
-      </w:pPr>
-      <w:r>
-        <w:rPr>
-          <w:b/>
-        </w:rPr>
-        <w:t>Venant Solutions</w:t>
-      </w:r>
-      <w:r>
-        <w:rPr/>
-        <w:t xml:space="preserve"> (Melbourne): floodplain modelling and the hydraulic impact assessment, led by Registered Professional Engineers (Victoria) whose work includes the Harcourt Flood Study for Mount Alexander Shire.</w:t>
-      </w:r>
-    </w:p>
-    <w:p>
-      <w:pPr>
-        <w:pStyle w:val="ListBullet"/>
-        <w:spacing w:after="60"/>
-      </w:pPr>
-      <w:r>
-        <w:rPr>
-          <w:b/>
-        </w:rPr>
-        <w:t>Lotay Civil</w:t>
-      </w:r>
-      <w:r>
-        <w:rPr/>
-        <w:t xml:space="preserve"> (Ballarat): direct supervision and approval of the civil design by a Registered Professional Engineer (Victoria), as Schedule F requires.</w:t>
-      </w:r>
-    </w:p>
-    <w:p>
-      <w:pPr>
-        <w:pStyle w:val="ListBullet"/>
-        <w:spacing w:after="60"/>
-      </w:pPr>
-      <w:r>
-        <w:rPr>
-          <w:b/>
-        </w:rPr>
-        <w:t>A licensed surveyor</w:t>
-      </w:r>
-      <w:r>
-        <w:rPr/>
-        <w:t xml:space="preserve"> from central Victoria for the supplementary survey, and investigation specialists as directed under the provisional sums.</w:t>
+        <w:t xml:space="preserve"> JCE delivers project management and the civil and hydraulic design. Venant Solutions (Melbourne) provides the floodplain modelling and hydraulic impact assessment, led by Registered Professional Engineers (Victoria) whose work includes the Harcourt Flood Study for Mount Alexander Shire. Lotay Civil (Ballarat) directly supervises and approves the civil design as a Registered Professional Engineer (Victoria), as Schedule F requires. A licensed surveyor from central Victoria carries out the supplementary survey.</w:t>
       </w:r>
     </w:p>
     <w:p>
@@ -236,6 +175,9 @@
       </w:r>
     </w:p>
     <w:p>
+      <w:pPr>
+        <w:keepNext/>
+      </w:pPr>
       <w:r>
         <w:rPr/>
         <w:t>This quotation is valid for 90 days from the closing date. Please contact me on 0477 207 027 or jayden@jceinfrastructure.com.au with any questions.</w:t>
@@ -248,7 +190,7 @@
         <w:tblLook w:firstColumn="1" w:firstRow="1" w:lastColumn="0" w:lastRow="0" w:noHBand="0" w:noVBand="1" w:val="04A0"/>
       </w:tblPr>
       <w:tblGrid>
-        <w:gridCol w:w="9412"/>
+        <w:gridCol w:w="9354"/>
       </w:tblGrid>
       <w:tr>
         <w:trPr>
@@ -347,15 +289,10 @@
         </w:tc>
       </w:tr>
     </w:tbl>
-    <w:p/>
-    <w:p>
-      <w:r>
-        <w:br w:type="page"/>
-      </w:r>
-    </w:p>
     <w:p>
       <w:pPr>
         <w:pStyle w:val="Heading1"/>
+        <w:pageBreakBefore/>
       </w:pPr>
       <w:r>
         <w:t>1.0   PROJECT UNDERSTANDING</w:t>
@@ -407,7 +344,7 @@
     </w:p>
     <w:tbl>
       <w:tblPr>
-        <w:tblW w:type="auto" w:w="0"/>
+        <w:tblW w:type="dxa" w:w="9355"/>
         <w:jc w:val="center"/>
         <w:tblLayout w:type="fixed"/>
         <w:tblLook w:firstColumn="1" w:firstRow="1" w:lastColumn="0" w:lastRow="0" w:noHBand="0" w:noVBand="1" w:val="04A0"/>
@@ -419,10 +356,11 @@
           <w:insideH w:val="single" w:sz="4" w:color="BFBFBF"/>
           <w:insideV w:val="single" w:sz="4" w:color="BFBFBF"/>
         </w:tblBorders>
+        <w:tblLayout w:type="fixed"/>
       </w:tblPr>
       <w:tblGrid>
-        <w:gridCol w:w="4706"/>
-        <w:gridCol w:w="4706"/>
+        <w:gridCol w:w="2381"/>
+        <w:gridCol w:w="6974"/>
       </w:tblGrid>
       <w:tr>
         <w:trPr>
@@ -776,6 +714,9 @@
       </w:r>
     </w:p>
     <w:p>
+      <w:pPr>
+        <w:keepNext/>
+      </w:pPr>
       <w:r>
         <w:rPr/>
         <w:t>JCE offers two priced scopes. The main offer is entered in Schedule C and is the quoted price. Alternative A is set out in Schedule K for comparison.</w:t>
@@ -783,7 +724,7 @@
     </w:p>
     <w:tbl>
       <w:tblPr>
-        <w:tblW w:type="auto" w:w="0"/>
+        <w:tblW w:type="dxa" w:w="9355"/>
         <w:jc w:val="center"/>
         <w:tblLayout w:type="fixed"/>
         <w:tblLook w:firstColumn="1" w:firstRow="1" w:lastColumn="0" w:lastRow="0" w:noHBand="0" w:noVBand="1" w:val="04A0"/>
@@ -795,11 +736,12 @@
           <w:insideH w:val="single" w:sz="4" w:color="BFBFBF"/>
           <w:insideV w:val="single" w:sz="4" w:color="BFBFBF"/>
         </w:tblBorders>
+        <w:tblLayout w:type="fixed"/>
       </w:tblPr>
       <w:tblGrid>
-        <w:gridCol w:w="3137"/>
-        <w:gridCol w:w="3137"/>
-        <w:gridCol w:w="3137"/>
+        <w:gridCol w:w="2381"/>
+        <w:gridCol w:w="3487"/>
+        <w:gridCol w:w="3487"/>
       </w:tblGrid>
       <w:tr>
         <w:trPr>
@@ -1816,7 +1758,7 @@
     </w:p>
     <w:tbl>
       <w:tblPr>
-        <w:tblW w:type="auto" w:w="0"/>
+        <w:tblW w:type="dxa" w:w="9355"/>
         <w:jc w:val="center"/>
         <w:tblLayout w:type="fixed"/>
         <w:tblLook w:firstColumn="1" w:firstRow="1" w:lastColumn="0" w:lastRow="0" w:noHBand="0" w:noVBand="1" w:val="04A0"/>
@@ -1828,11 +1770,12 @@
           <w:insideH w:val="single" w:sz="4" w:color="BFBFBF"/>
           <w:insideV w:val="single" w:sz="4" w:color="BFBFBF"/>
         </w:tblBorders>
+        <w:tblLayout w:type="fixed"/>
       </w:tblPr>
       <w:tblGrid>
-        <w:gridCol w:w="3137"/>
-        <w:gridCol w:w="3137"/>
-        <w:gridCol w:w="3137"/>
+        <w:gridCol w:w="1360"/>
+        <w:gridCol w:w="3061"/>
+        <w:gridCol w:w="4932"/>
       </w:tblGrid>
       <w:tr>
         <w:trPr>
@@ -2883,7 +2826,7 @@
     </w:p>
     <w:tbl>
       <w:tblPr>
-        <w:tblW w:type="auto" w:w="0"/>
+        <w:tblW w:type="dxa" w:w="9355"/>
         <w:jc w:val="center"/>
         <w:tblLayout w:type="fixed"/>
         <w:tblLook w:firstColumn="1" w:firstRow="1" w:lastColumn="0" w:lastRow="0" w:noHBand="0" w:noVBand="1" w:val="04A0"/>
@@ -2895,12 +2838,13 @@
           <w:insideH w:val="single" w:sz="4" w:color="BFBFBF"/>
           <w:insideV w:val="single" w:sz="4" w:color="BFBFBF"/>
         </w:tblBorders>
+        <w:tblLayout w:type="fixed"/>
       </w:tblPr>
       <w:tblGrid>
-        <w:gridCol w:w="2353"/>
-        <w:gridCol w:w="2353"/>
-        <w:gridCol w:w="2353"/>
-        <w:gridCol w:w="2353"/>
+        <w:gridCol w:w="623"/>
+        <w:gridCol w:w="5216"/>
+        <w:gridCol w:w="1304"/>
+        <w:gridCol w:w="2211"/>
       </w:tblGrid>
       <w:tr>
         <w:trPr>
@@ -4039,6 +3983,9 @@
       </w:r>
     </w:p>
     <w:p>
+      <w:pPr>
+        <w:keepNext/>
+      </w:pPr>
       <w:r>
         <w:rPr>
           <w:b/>
@@ -4052,7 +3999,7 @@
     </w:p>
     <w:tbl>
       <w:tblPr>
-        <w:tblW w:type="auto" w:w="0"/>
+        <w:tblW w:type="dxa" w:w="9355"/>
         <w:jc w:val="center"/>
         <w:tblLayout w:type="fixed"/>
         <w:tblLook w:firstColumn="1" w:firstRow="1" w:lastColumn="0" w:lastRow="0" w:noHBand="0" w:noVBand="1" w:val="04A0"/>
@@ -4064,10 +4011,11 @@
           <w:insideH w:val="single" w:sz="4" w:color="BFBFBF"/>
           <w:insideV w:val="single" w:sz="4" w:color="BFBFBF"/>
         </w:tblBorders>
+        <w:tblLayout w:type="fixed"/>
       </w:tblPr>
       <w:tblGrid>
-        <w:gridCol w:w="4706"/>
-        <w:gridCol w:w="4706"/>
+        <w:gridCol w:w="1984"/>
+        <w:gridCol w:w="7371"/>
       </w:tblGrid>
       <w:tr>
         <w:trPr>
@@ -4464,6 +4412,9 @@
       </w:r>
     </w:p>
     <w:p>
+      <w:pPr>
+        <w:keepNext/>
+      </w:pPr>
       <w:r>
         <w:rPr/>
         <w:t>The program meets Council's fixed date of Friday 26/02/2027 and the Brief's targets for concept (within 8 weeks of inception) and draft detailed design (within 14 weeks of inception).</w:t>
@@ -4510,7 +4461,7 @@
     </w:p>
     <w:tbl>
       <w:tblPr>
-        <w:tblW w:type="auto" w:w="0"/>
+        <w:tblW w:type="dxa" w:w="9355"/>
         <w:jc w:val="center"/>
         <w:tblLayout w:type="fixed"/>
         <w:tblLook w:firstColumn="1" w:firstRow="1" w:lastColumn="0" w:lastRow="0" w:noHBand="0" w:noVBand="1" w:val="04A0"/>
@@ -4522,10 +4473,11 @@
           <w:insideH w:val="single" w:sz="4" w:color="BFBFBF"/>
           <w:insideV w:val="single" w:sz="4" w:color="BFBFBF"/>
         </w:tblBorders>
+        <w:tblLayout w:type="fixed"/>
       </w:tblPr>
       <w:tblGrid>
-        <w:gridCol w:w="4706"/>
-        <w:gridCol w:w="4706"/>
+        <w:gridCol w:w="2381"/>
+        <w:gridCol w:w="6974"/>
       </w:tblGrid>
       <w:tr>
         <w:trPr>
@@ -5122,7 +5074,7 @@
     </w:p>
     <w:tbl>
       <w:tblPr>
-        <w:tblW w:type="auto" w:w="0"/>
+        <w:tblW w:type="dxa" w:w="9355"/>
         <w:jc w:val="center"/>
         <w:tblLayout w:type="fixed"/>
         <w:tblLook w:firstColumn="1" w:firstRow="1" w:lastColumn="0" w:lastRow="0" w:noHBand="0" w:noVBand="1" w:val="04A0"/>
@@ -5134,11 +5086,12 @@
           <w:insideH w:val="single" w:sz="4" w:color="BFBFBF"/>
           <w:insideV w:val="single" w:sz="4" w:color="BFBFBF"/>
         </w:tblBorders>
+        <w:tblLayout w:type="fixed"/>
       </w:tblPr>
       <w:tblGrid>
-        <w:gridCol w:w="3137"/>
-        <w:gridCol w:w="3137"/>
-        <w:gridCol w:w="3137"/>
+        <w:gridCol w:w="2835"/>
+        <w:gridCol w:w="2835"/>
+        <w:gridCol w:w="3685"/>
       </w:tblGrid>
       <w:tr>
         <w:trPr>
@@ -5598,6 +5551,9 @@
       </w:r>
     </w:p>
     <w:p>
+      <w:pPr>
+        <w:keepNext/>
+      </w:pPr>
       <w:r>
         <w:rPr/>
         <w:t>JCE will undertake the main offer scope for a fixed lump sum. It includes JCE's labour and travel and the sub-consultant services marked [Sub] (hydraulic modelling, registered civil supervision and approval, and the supplementary survey). Fees exclude GST. Hours and team members by task are in Attachment D.</w:t>
@@ -5605,7 +5561,7 @@
     </w:p>
     <w:tbl>
       <w:tblPr>
-        <w:tblW w:type="auto" w:w="0"/>
+        <w:tblW w:type="dxa" w:w="9355"/>
         <w:jc w:val="center"/>
         <w:tblLayout w:type="fixed"/>
         <w:tblLook w:firstColumn="1" w:firstRow="1" w:lastColumn="0" w:lastRow="0" w:noHBand="0" w:noVBand="1" w:val="04A0"/>
@@ -5617,11 +5573,12 @@
           <w:insideH w:val="single" w:sz="4" w:color="BFBFBF"/>
           <w:insideV w:val="single" w:sz="4" w:color="BFBFBF"/>
         </w:tblBorders>
+        <w:tblLayout w:type="fixed"/>
       </w:tblPr>
       <w:tblGrid>
-        <w:gridCol w:w="3137"/>
-        <w:gridCol w:w="3137"/>
-        <w:gridCol w:w="3137"/>
+        <w:gridCol w:w="907"/>
+        <w:gridCol w:w="6237"/>
+        <w:gridCol w:w="2211"/>
       </w:tblGrid>
       <w:tr>
         <w:trPr>
@@ -6267,6 +6224,9 @@
       </w:r>
     </w:p>
     <w:p>
+      <w:pPr>
+        <w:keepNext/>
+      </w:pPr>
       <w:r>
         <w:rPr/>
         <w:t>These proceed only on the Superintendent's prior written direction and are claimed at cost plus 10%. Council may instead procure any of them directly. Amounts are allowances until quotations are received.</w:t>
@@ -6274,7 +6234,7 @@
     </w:p>
     <w:tbl>
       <w:tblPr>
-        <w:tblW w:type="auto" w:w="0"/>
+        <w:tblW w:type="dxa" w:w="9355"/>
         <w:jc w:val="center"/>
         <w:tblLayout w:type="fixed"/>
         <w:tblLook w:firstColumn="1" w:firstRow="1" w:lastColumn="0" w:lastRow="0" w:noHBand="0" w:noVBand="1" w:val="04A0"/>
@@ -6286,11 +6246,12 @@
           <w:insideH w:val="single" w:sz="4" w:color="BFBFBF"/>
           <w:insideV w:val="single" w:sz="4" w:color="BFBFBF"/>
         </w:tblBorders>
+        <w:tblLayout w:type="fixed"/>
       </w:tblPr>
       <w:tblGrid>
-        <w:gridCol w:w="3137"/>
-        <w:gridCol w:w="3137"/>
-        <w:gridCol w:w="3137"/>
+        <w:gridCol w:w="793"/>
+        <w:gridCol w:w="6350"/>
+        <w:gridCol w:w="2211"/>
       </w:tblGrid>
       <w:tr>
         <w:trPr>
@@ -6734,7 +6695,7 @@
     </w:p>
     <w:tbl>
       <w:tblPr>
-        <w:tblW w:type="auto" w:w="0"/>
+        <w:tblW w:type="dxa" w:w="9355"/>
         <w:jc w:val="center"/>
         <w:tblLayout w:type="fixed"/>
         <w:tblLook w:firstColumn="1" w:firstRow="1" w:lastColumn="0" w:lastRow="0" w:noHBand="0" w:noVBand="1" w:val="04A0"/>
@@ -6746,11 +6707,12 @@
           <w:insideH w:val="single" w:sz="4" w:color="BFBFBF"/>
           <w:insideV w:val="single" w:sz="4" w:color="BFBFBF"/>
         </w:tblBorders>
+        <w:tblLayout w:type="fixed"/>
       </w:tblPr>
       <w:tblGrid>
-        <w:gridCol w:w="3137"/>
-        <w:gridCol w:w="3137"/>
-        <w:gridCol w:w="3137"/>
+        <w:gridCol w:w="907"/>
+        <w:gridCol w:w="6237"/>
+        <w:gridCol w:w="2211"/>
       </w:tblGrid>
       <w:tr>
         <w:trPr>
@@ -7375,7 +7337,7 @@
     </w:p>
     <w:tbl>
       <w:tblPr>
-        <w:tblW w:type="auto" w:w="0"/>
+        <w:tblW w:type="dxa" w:w="9355"/>
         <w:jc w:val="center"/>
         <w:tblLayout w:type="fixed"/>
         <w:tblLook w:firstColumn="1" w:firstRow="1" w:lastColumn="0" w:lastRow="0" w:noHBand="0" w:noVBand="1" w:val="04A0"/>
@@ -7387,11 +7349,12 @@
           <w:insideH w:val="single" w:sz="4" w:color="BFBFBF"/>
           <w:insideV w:val="single" w:sz="4" w:color="BFBFBF"/>
         </w:tblBorders>
+        <w:tblLayout w:type="fixed"/>
       </w:tblPr>
       <w:tblGrid>
-        <w:gridCol w:w="3137"/>
-        <w:gridCol w:w="3137"/>
-        <w:gridCol w:w="3137"/>
+        <w:gridCol w:w="793"/>
+        <w:gridCol w:w="6350"/>
+        <w:gridCol w:w="2211"/>
       </w:tblGrid>
       <w:tr>
         <w:trPr>
@@ -8091,7 +8054,7 @@
         <w:tblLook w:firstColumn="1" w:firstRow="1" w:lastColumn="0" w:lastRow="0" w:noHBand="0" w:noVBand="1" w:val="04A0"/>
       </w:tblPr>
       <w:tblGrid>
-        <w:gridCol w:w="9412"/>
+        <w:gridCol w:w="9354"/>
       </w:tblGrid>
       <w:tr>
         <w:trPr>
@@ -8221,15 +8184,10 @@
         </w:tc>
       </w:tr>
     </w:tbl>
-    <w:p/>
-    <w:p>
-      <w:r>
-        <w:br w:type="page"/>
-      </w:r>
-    </w:p>
     <w:p>
       <w:pPr>
         <w:pStyle w:val="Heading1"/>
+        <w:pageBreakBefore/>
       </w:pPr>
       <w:r>
         <w:t>ATTACHMENT A   DEPARTURES AND CLARIFICATIONS (SCHEDULE K)</w:t>
@@ -8237,7 +8195,7 @@
     </w:p>
     <w:tbl>
       <w:tblPr>
-        <w:tblW w:type="auto" w:w="0"/>
+        <w:tblW w:type="dxa" w:w="9355"/>
         <w:jc w:val="center"/>
         <w:tblLayout w:type="fixed"/>
         <w:tblLook w:firstColumn="1" w:firstRow="1" w:lastColumn="0" w:lastRow="0" w:noHBand="0" w:noVBand="1" w:val="04A0"/>
@@ -8249,12 +8207,13 @@
           <w:insideH w:val="single" w:sz="4" w:color="BFBFBF"/>
           <w:insideV w:val="single" w:sz="4" w:color="BFBFBF"/>
         </w:tblBorders>
+        <w:tblLayout w:type="fixed"/>
       </w:tblPr>
       <w:tblGrid>
-        <w:gridCol w:w="2353"/>
-        <w:gridCol w:w="2353"/>
-        <w:gridCol w:w="2353"/>
-        <w:gridCol w:w="2353"/>
+        <w:gridCol w:w="567"/>
+        <w:gridCol w:w="2268"/>
+        <w:gridCol w:w="4989"/>
+        <w:gridCol w:w="1530"/>
       </w:tblGrid>
       <w:tr>
         <w:trPr>
@@ -8759,7 +8718,7 @@
     </w:p>
     <w:tbl>
       <w:tblPr>
-        <w:tblW w:type="auto" w:w="0"/>
+        <w:tblW w:type="dxa" w:w="9355"/>
         <w:jc w:val="center"/>
         <w:tblLayout w:type="fixed"/>
         <w:tblLook w:firstColumn="1" w:firstRow="1" w:lastColumn="0" w:lastRow="0" w:noHBand="0" w:noVBand="1" w:val="04A0"/>
@@ -8771,11 +8730,12 @@
           <w:insideH w:val="single" w:sz="4" w:color="BFBFBF"/>
           <w:insideV w:val="single" w:sz="4" w:color="BFBFBF"/>
         </w:tblBorders>
+        <w:tblLayout w:type="fixed"/>
       </w:tblPr>
       <w:tblGrid>
-        <w:gridCol w:w="3137"/>
-        <w:gridCol w:w="3137"/>
-        <w:gridCol w:w="3137"/>
+        <w:gridCol w:w="3685"/>
+        <w:gridCol w:w="3118"/>
+        <w:gridCol w:w="2551"/>
       </w:tblGrid>
       <w:tr>
         <w:trPr>
@@ -9588,7 +9548,7 @@
     </w:p>
     <w:tbl>
       <w:tblPr>
-        <w:tblW w:type="auto" w:w="0"/>
+        <w:tblW w:type="dxa" w:w="8731"/>
         <w:jc w:val="center"/>
         <w:tblLayout w:type="fixed"/>
         <w:tblLook w:firstColumn="1" w:firstRow="1" w:lastColumn="0" w:lastRow="0" w:noHBand="0" w:noVBand="1" w:val="04A0"/>
@@ -9600,18 +9560,19 @@
           <w:insideH w:val="single" w:sz="4" w:color="BFBFBF"/>
           <w:insideV w:val="single" w:sz="4" w:color="BFBFBF"/>
         </w:tblBorders>
+        <w:tblLayout w:type="fixed"/>
       </w:tblPr>
       <w:tblGrid>
-        <w:gridCol w:w="941"/>
-        <w:gridCol w:w="941"/>
-        <w:gridCol w:w="941"/>
-        <w:gridCol w:w="941"/>
-        <w:gridCol w:w="941"/>
-        <w:gridCol w:w="941"/>
-        <w:gridCol w:w="941"/>
-        <w:gridCol w:w="941"/>
-        <w:gridCol w:w="941"/>
-        <w:gridCol w:w="941"/>
+        <w:gridCol w:w="1077"/>
+        <w:gridCol w:w="652"/>
+        <w:gridCol w:w="652"/>
+        <w:gridCol w:w="652"/>
+        <w:gridCol w:w="652"/>
+        <w:gridCol w:w="652"/>
+        <w:gridCol w:w="652"/>
+        <w:gridCol w:w="907"/>
+        <w:gridCol w:w="1360"/>
+        <w:gridCol w:w="1474"/>
       </w:tblGrid>
       <w:tr>
         <w:trPr>
